--- a/word_reports/LP_0124_위치_434_Dire Straits_Dire Straits.docx
+++ b/word_reports/LP_0124_위치_434_Dire Straits_Dire Straits.docx
@@ -4,7 +4,7 @@
   <w:body>
     <w:p>
       <w:pPr>
-        <w:spacing w:after="280"/>
+        <w:spacing w:after="80"/>
       </w:pPr>
       <w:r>
         <w:rPr w:rFonts="맑은 고딕">
@@ -13,94 +13,47 @@
           <w:color w:val="1E3A8A"/>
           <w:sz w:val="30"/>
         </w:rPr>
-        <w:t>[434] Dire Straits - Dire Straits</w:t>
+        <w:t>Dire Straits (다이어 스트레이츠) - Dire Straits</w:t>
       </w:r>
     </w:p>
     <w:p>
       <w:pPr>
-        <w:spacing w:after="320"/>
+        <w:spacing w:after="240"/>
       </w:pPr>
       <w:r>
         <w:rPr w:rFonts="맑은 고딕">
           <w:rFonts w:ascii="맑은 고딕" w:hAnsi="맑은 고딕" w:eastAsia="맑은 고딕"/>
           <w:b/>
-          <w:sz w:val="20"/>
+          <w:color w:val="4B5563"/>
+          <w:sz w:val="22"/>
         </w:rPr>
-        <w:t>■ 위치 : 434</w:t>
-        <w:br/>
-      </w:r>
-      <w:r>
-        <w:rPr w:rFonts="맑은 고딕">
-          <w:rFonts w:ascii="맑은 고딕" w:hAnsi="맑은 고딕" w:eastAsia="맑은 고딕"/>
-          <w:b/>
-          <w:sz w:val="20"/>
-        </w:rPr>
-        <w:t>■ 아티스트 : Dire Straits</w:t>
-        <w:br/>
-      </w:r>
-      <w:r>
-        <w:rPr w:rFonts="맑은 고딕">
-          <w:rFonts w:ascii="맑은 고딕" w:hAnsi="맑은 고딕" w:eastAsia="맑은 고딕"/>
-          <w:b/>
-          <w:sz w:val="20"/>
-        </w:rPr>
-        <w:t>■ 앨범명 : Dire Straits</w:t>
-        <w:br/>
-      </w:r>
-      <w:r>
-        <w:rPr w:rFonts="맑은 고딕">
-          <w:rFonts w:ascii="맑은 고딕" w:hAnsi="맑은 고딕" w:eastAsia="맑은 고딕"/>
-          <w:b w:val="0"/>
-          <w:sz w:val="20"/>
-        </w:rPr>
-        <w:t>■ 음반 레이블 : Vertigo Records (UK) / Warner Bros. Records (US)</w:t>
-        <w:br/>
-      </w:r>
-      <w:r>
-        <w:rPr w:rFonts="맑은 고딕">
-          <w:rFonts w:ascii="맑은 고딕" w:hAnsi="맑은 고딕" w:eastAsia="맑은 고딕"/>
-          <w:b w:val="0"/>
-          <w:sz w:val="20"/>
-        </w:rPr>
-        <w:t>■ 발매년도 : 1978</w:t>
-        <w:br/>
-      </w:r>
-      <w:r>
-        <w:rPr w:rFonts="맑은 고딕">
-          <w:rFonts w:ascii="맑은 고딕" w:hAnsi="맑은 고딕" w:eastAsia="맑은 고딕"/>
-          <w:b w:val="0"/>
-          <w:sz w:val="20"/>
-        </w:rPr>
-        <w:t>■ 장르 : 루츠 록 (Roots Rock), 펍 록 (Pub Rock), 블루스 록 (Blues Rock)</w:t>
-        <w:br/>
-      </w:r>
-      <w:r>
-        <w:rPr w:rFonts="맑은 고딕">
-          <w:rFonts w:ascii="맑은 고딕" w:hAnsi="맑은 고딕" w:eastAsia="맑은 고딕"/>
-          <w:b w:val="0"/>
-          <w:sz w:val="20"/>
-        </w:rPr>
-        <w:t>■ 주요 수록곡 : - Down to the Waterline</w:t>
-        <w:br/>
+        <w:t>위치 :  434</w:t>
       </w:r>
     </w:p>
     <w:p>
       <w:pPr>
-        <w:spacing w:after="160"/>
+        <w:spacing w:line="324" w:lineRule="auto" w:before="80" w:after="160"/>
       </w:pPr>
       <w:r>
         <w:rPr w:rFonts="맑은 고딕">
           <w:rFonts w:ascii="맑은 고딕" w:hAnsi="맑은 고딕" w:eastAsia="맑은 고딕"/>
           <w:b/>
           <w:color w:val="1F2937"/>
-          <w:sz w:val="24"/>
+          <w:sz w:val="22"/>
         </w:rPr>
-        <w:t>■ 음반 해설 및 감상 가이드</w:t>
+        <w:t xml:space="preserve">[음반 소개] </w:t>
+      </w:r>
+      <w:r>
+        <w:rPr w:rFonts="맑은 고딕">
+          <w:rFonts w:ascii="맑은 고딕" w:hAnsi="맑은 고딕" w:eastAsia="맑은 고딕"/>
+          <w:b w:val="0"/>
+          <w:sz w:val="21"/>
+        </w:rPr>
       </w:r>
     </w:p>
     <w:p>
       <w:pPr>
-        <w:spacing w:line="312" w:lineRule="auto" w:after="120"/>
+        <w:spacing w:line="324" w:lineRule="auto" w:after="120"/>
       </w:pPr>
       <w:r>
         <w:rPr w:rFonts="맑은 고딕">
@@ -108,51 +61,639 @@
           <w:b w:val="0"/>
           <w:sz w:val="21"/>
         </w:rPr>
-        <w:t>1978년, 펑크 록의 거친 폭발음과 디스코의 화려한 리듬이 대중음악 씬을 지배하던 시기에 등장한 다이어 스트레이츠(Dire Straits)의 동명 데뷔 앨범 《Dire Straits》는 음악사에 정갈하고 절제된 고품격 록 사운드의 이정표를 세운 명반입니다. 밴드의 리더이자 프론트맨인 마크 노플러(Mark Knopfler)를 필두로 한 이들은 시대의 유행에 휩쓸리지 않고, 정통 블루스의 유산과 펍 록(Pub Rock)의 담백함, 그리고 시적인 서사시를 결합하여 음악계에 지성적이고도 신선한 충격을 던져주었습니다.</w:t>
+        <w:t>펑크의 거친 함성과 디스코의 화려한 열기가 런던을 뒤흔들던 1978년, 다이어 스트레이츠는 절제와 정밀함이 빚어낸 고요하고도 묵직한 울림으로 데뷔작을 세상에 내놓았습니다. 마크 노플러의 유려한 핑거피킹 기타와 나직이 읊조리는 보컬은 번잡한 유행을 거스르며 가장 순수한 루츠 록의 미학을 증명해 보였습니다. 맑은 여백 속에 서려 있는 담백한 서정과 낭만은 오늘날까지도 팝 음악사에서 가장 지적이고 품격 있는 데뷔작 중 하나로 영원히 기억되고 있습니다.</w:t>
       </w:r>
     </w:p>
     <w:p>
       <w:pPr>
-        <w:spacing w:line="312" w:lineRule="auto" w:after="120"/>
+        <w:spacing w:line="324" w:lineRule="auto" w:before="200" w:after="80"/>
       </w:pPr>
+      <w:r>
+        <w:rPr w:rFonts="맑은 고딕">
+          <w:rFonts w:ascii="맑은 고딕" w:hAnsi="맑은 고딕" w:eastAsia="맑은 고딕"/>
+          <w:b/>
+          <w:color w:val="1E3A8A"/>
+          <w:sz w:val="24"/>
+        </w:rPr>
+        <w:t>1. 음반 데이터</w:t>
+      </w:r>
+    </w:p>
+    <w:p>
+      <w:pPr>
+        <w:spacing w:line="324" w:lineRule="auto" w:after="80"/>
+      </w:pPr>
+      <w:r>
+        <w:rPr w:rFonts="맑은 고딕">
+          <w:rFonts w:ascii="맑은 고딕" w:hAnsi="맑은 고딕" w:eastAsia="맑은 고딕"/>
+          <w:b w:val="0"/>
+          <w:color w:val="6B7280"/>
+          <w:sz w:val="21"/>
+        </w:rPr>
+        <w:t xml:space="preserve">· </w:t>
+      </w:r>
+      <w:r>
+        <w:rPr w:rFonts="맑은 고딕">
+          <w:rFonts w:ascii="맑은 고딕" w:hAnsi="맑은 고딕" w:eastAsia="맑은 고딕"/>
+          <w:b/>
+          <w:color w:val="1F2937"/>
+          <w:sz w:val="21"/>
+        </w:rPr>
+        <w:t xml:space="preserve">앨범명: </w:t>
+      </w:r>
       <w:r>
         <w:rPr w:rFonts="맑은 고딕">
           <w:rFonts w:ascii="맑은 고딕" w:hAnsi="맑은 고딕" w:eastAsia="맑은 고딕"/>
           <w:b w:val="0"/>
           <w:sz w:val="21"/>
         </w:rPr>
-        <w:t>이 앨범을 관통하는 가장 핵심적인 요소는 단연 마크 노플러의 독보적인 핑거피킹(Fingerpicking) 기타 연주입니다. 피크를 사용하지 않고 손가락 끝으로 펜더 스트라토캐스터를 튕겨내는 그의 플레이는 맑고 투명하면서도 찰진 톤을 자랑하며, 공간감을 최대로 살린 사운드 메이킹을 통해 극상의 연주 미학을 선사합니다. 여기에 무심한 듯 읊조리는 그만의 낮고 지적인 보컬은 밥 딜런(Bob Dylan)을 연상시키는 문학적 서정성을 더하여, 단순한 록 음악을 넘어선 깊은 음영의 시각적 이미지를 환기시킵니다.</w:t>
+        <w:t>Dire Straits</w:t>
       </w:r>
     </w:p>
     <w:p>
       <w:pPr>
-        <w:spacing w:line="312" w:lineRule="auto" w:after="120"/>
+        <w:spacing w:line="324" w:lineRule="auto" w:after="80"/>
       </w:pPr>
+      <w:r>
+        <w:rPr w:rFonts="맑은 고딕">
+          <w:rFonts w:ascii="맑은 고딕" w:hAnsi="맑은 고딕" w:eastAsia="맑은 고딕"/>
+          <w:b w:val="0"/>
+          <w:color w:val="6B7280"/>
+          <w:sz w:val="21"/>
+        </w:rPr>
+        <w:t xml:space="preserve">· </w:t>
+      </w:r>
+      <w:r>
+        <w:rPr w:rFonts="맑은 고딕">
+          <w:rFonts w:ascii="맑은 고딕" w:hAnsi="맑은 고딕" w:eastAsia="맑은 고딕"/>
+          <w:b/>
+          <w:color w:val="1F2937"/>
+          <w:sz w:val="21"/>
+        </w:rPr>
+        <w:t xml:space="preserve">아티스트: </w:t>
+      </w:r>
       <w:r>
         <w:rPr w:rFonts="맑은 고딕">
           <w:rFonts w:ascii="맑은 고딕" w:hAnsi="맑은 고딕" w:eastAsia="맑은 고딕"/>
           <w:b w:val="0"/>
           <w:sz w:val="21"/>
         </w:rPr>
-        <w:t>음반의 포문을 여는 첫 곡 〈Down to the Waterline〉은 안개 낀 항구 도시의 풍경을 연상시키는 아련하고 분위기 있는 기네스풍의 연주로 청자를 사로잡으며, 불멸의 클래식인 〈Sultans of Swing〉은 록 역사상 가장 기품 있고 완벽한 기타 솔로 중 하나로 손꼽힙니다. 또한 리조네이터 기타 선율이 정갈하게 흐르는 〈Water of Love〉와 절제된 리듬과 그루브가 돋보이는 〈Six Blade Knife〉 등 수록곡 전반에 걸쳐 멤버들의 빈틈없는 호흡과 섬세한 다이내믹 조절이 빛을 발합니다.</w:t>
+        <w:t>Dire Straits (다이어 스트레이츠)</w:t>
       </w:r>
     </w:p>
     <w:p>
       <w:pPr>
-        <w:spacing w:line="312" w:lineRule="auto" w:after="120"/>
+        <w:spacing w:line="324" w:lineRule="auto" w:after="80"/>
       </w:pPr>
+      <w:r>
+        <w:rPr w:rFonts="맑은 고딕">
+          <w:rFonts w:ascii="맑은 고딕" w:hAnsi="맑은 고딕" w:eastAsia="맑은 고딕"/>
+          <w:b w:val="0"/>
+          <w:color w:val="6B7280"/>
+          <w:sz w:val="21"/>
+        </w:rPr>
+        <w:t xml:space="preserve">· </w:t>
+      </w:r>
+      <w:r>
+        <w:rPr w:rFonts="맑은 고딕">
+          <w:rFonts w:ascii="맑은 고딕" w:hAnsi="맑은 고딕" w:eastAsia="맑은 고딕"/>
+          <w:b/>
+          <w:color w:val="1F2937"/>
+          <w:sz w:val="21"/>
+        </w:rPr>
+        <w:t xml:space="preserve">발매 정보: </w:t>
+      </w:r>
       <w:r>
         <w:rPr w:rFonts="맑은 고딕">
           <w:rFonts w:ascii="맑은 고딕" w:hAnsi="맑은 고딕" w:eastAsia="맑은 고딕"/>
           <w:b w:val="0"/>
           <w:sz w:val="21"/>
         </w:rPr>
-        <w:t>과도한 오버더빙을 지양하고 각 악기 본연의 정교한 톤과 잔향을 완벽히 담아낸 이 데뷔작은 오늘날까지도 음향적 완성도를 인정받으며 오디오파일(Audiophile)들이 가장 사랑하는 필청 LP 중 하나로 자리 잡았습니다. 70년대 말의 어수선한 음풍 속에서 고요하지만 강렬하게 빛을 발한 《Dire Straits》는 담백함 속에 숨겨진 단단한 공력을 느낄 수 있는, 정통 클래식 록의 정수가 담긴 명반입니다.</w:t>
+        <w:t>1978년 10월 영국 버티고(Vertigo) 레이블과 미국 워너 브라더스를 통해 발매된 밴드의 데뷔 정규 앨범입니다. 프로듀서 머프 윈우드(Muff Winwood)와 함께 런던의 베이싱 스트리트 스튜디오에서 과도한 믹싱과 화려한 장식을 배제하고 오직 네 멤버의 유기적인 연주력에 집중하여 록 음악 본연의 소박한 온기를 완성도 높게 기록했습니다.</w:t>
+      </w:r>
+    </w:p>
+    <w:p>
+      <w:pPr>
+        <w:spacing w:line="324" w:lineRule="auto" w:after="80"/>
+      </w:pPr>
+      <w:r>
+        <w:rPr w:rFonts="맑은 고딕">
+          <w:rFonts w:ascii="맑은 고딕" w:hAnsi="맑은 고딕" w:eastAsia="맑은 고딕"/>
+          <w:b w:val="0"/>
+          <w:color w:val="6B7280"/>
+          <w:sz w:val="21"/>
+        </w:rPr>
+        <w:t xml:space="preserve">· </w:t>
+      </w:r>
+      <w:r>
+        <w:rPr w:rFonts="맑은 고딕">
+          <w:rFonts w:ascii="맑은 고딕" w:hAnsi="맑은 고딕" w:eastAsia="맑은 고딕"/>
+          <w:b/>
+          <w:color w:val="1F2937"/>
+          <w:sz w:val="21"/>
+        </w:rPr>
+        <w:t xml:space="preserve">LP 인기도(판매량): </w:t>
+      </w:r>
+      <w:r>
+        <w:rPr w:rFonts="맑은 고딕">
+          <w:rFonts w:ascii="맑은 고딕" w:hAnsi="맑은 고딕" w:eastAsia="맑은 고딕"/>
+          <w:b w:val="0"/>
+          <w:sz w:val="21"/>
+        </w:rPr>
+        <w:t>발매 초기에는 라디오 DJ들의 찬사와 입소문으로 잔잔한 파동을 일으키다, 리드 싱글 'Sultans of Swing'의 세계적인 히트와 함께 미국 빌보드 200 앨범 차트 2위, 영국 오피셜 앨범 차트 5위를 기록했습니다. 이후 전 세계적으로 1,100만 장 이상의 경이로운 판매고를 올리며 멀티 플래티넘을 기록하는 거대한 상업적 성공을 거두었습니다.</w:t>
+      </w:r>
+    </w:p>
+    <w:p>
+      <w:pPr>
+        <w:spacing w:line="324" w:lineRule="auto" w:after="80"/>
+      </w:pPr>
+      <w:r>
+        <w:rPr w:rFonts="맑은 고딕">
+          <w:rFonts w:ascii="맑은 고딕" w:hAnsi="맑은 고딕" w:eastAsia="맑은 고딕"/>
+          <w:b w:val="0"/>
+          <w:color w:val="6B7280"/>
+          <w:sz w:val="21"/>
+        </w:rPr>
+        <w:t xml:space="preserve">· </w:t>
+      </w:r>
+      <w:r>
+        <w:rPr w:rFonts="맑은 고딕">
+          <w:rFonts w:ascii="맑은 고딕" w:hAnsi="맑은 고딕" w:eastAsia="맑은 고딕"/>
+          <w:b/>
+          <w:color w:val="1F2937"/>
+          <w:sz w:val="21"/>
+        </w:rPr>
+        <w:t xml:space="preserve">각종 수상경력: </w:t>
+      </w:r>
+      <w:r>
+        <w:rPr w:rFonts="맑은 고딕">
+          <w:rFonts w:ascii="맑은 고딕" w:hAnsi="맑은 고딕" w:eastAsia="맑은 고딕"/>
+          <w:b w:val="0"/>
+          <w:sz w:val="21"/>
+        </w:rPr>
+        <w:t>제22회 그래미 어워드에서 '최우수 신인상(Best New Artist)' 및 '최우수 록 듀오/그룹 보컬 퍼포먼스' 부문에 노미네이트되었으며, 롤링 스톤을 비롯한 세계 유수의 음악 평단으로부터 '록 역사상 가장 완벽한 데뷔 앨범 중 하나'로 꾸준히 찬사를 받고 있습니다.</w:t>
+      </w:r>
+    </w:p>
+    <w:p>
+      <w:pPr>
+        <w:spacing w:line="324" w:lineRule="auto" w:before="200" w:after="80"/>
+      </w:pPr>
+      <w:r>
+        <w:rPr w:rFonts="맑은 고딕">
+          <w:rFonts w:ascii="맑은 고딕" w:hAnsi="맑은 고딕" w:eastAsia="맑은 고딕"/>
+          <w:b/>
+          <w:color w:val="1E3A8A"/>
+          <w:sz w:val="24"/>
+        </w:rPr>
+        <w:t>2. 아티스트 정보</w:t>
+      </w:r>
+    </w:p>
+    <w:p>
+      <w:pPr>
+        <w:spacing w:line="324" w:lineRule="auto" w:after="80"/>
+      </w:pPr>
+      <w:r>
+        <w:rPr w:rFonts="맑은 고딕">
+          <w:rFonts w:ascii="맑은 고딕" w:hAnsi="맑은 고딕" w:eastAsia="맑은 고딕"/>
+          <w:b w:val="0"/>
+          <w:color w:val="6B7280"/>
+          <w:sz w:val="21"/>
+        </w:rPr>
+        <w:t xml:space="preserve">· </w:t>
+      </w:r>
+      <w:r>
+        <w:rPr w:rFonts="맑은 고딕">
+          <w:rFonts w:ascii="맑은 고딕" w:hAnsi="맑은 고딕" w:eastAsia="맑은 고딕"/>
+          <w:b/>
+          <w:color w:val="1F2937"/>
+          <w:sz w:val="21"/>
+        </w:rPr>
+        <w:t xml:space="preserve">국적: </w:t>
+      </w:r>
+      <w:r>
+        <w:rPr w:rFonts="맑은 고딕">
+          <w:rFonts w:ascii="맑은 고딕" w:hAnsi="맑은 고딕" w:eastAsia="맑은 고딕"/>
+          <w:b w:val="0"/>
+          <w:sz w:val="21"/>
+        </w:rPr>
+        <w:t>영국 (United Kingdom)</w:t>
+      </w:r>
+    </w:p>
+    <w:p>
+      <w:pPr>
+        <w:spacing w:line="324" w:lineRule="auto" w:after="80"/>
+      </w:pPr>
+      <w:r>
+        <w:rPr w:rFonts="맑은 고딕">
+          <w:rFonts w:ascii="맑은 고딕" w:hAnsi="맑은 고딕" w:eastAsia="맑은 고딕"/>
+          <w:b w:val="0"/>
+          <w:color w:val="6B7280"/>
+          <w:sz w:val="21"/>
+        </w:rPr>
+        <w:t xml:space="preserve">· </w:t>
+      </w:r>
+      <w:r>
+        <w:rPr w:rFonts="맑은 고딕">
+          <w:rFonts w:ascii="맑은 고딕" w:hAnsi="맑은 고딕" w:eastAsia="맑은 고딕"/>
+          <w:b/>
+          <w:color w:val="1F2937"/>
+          <w:sz w:val="21"/>
+        </w:rPr>
+        <w:t xml:space="preserve">생몰년도: </w:t>
+      </w:r>
+      <w:r>
+        <w:rPr w:rFonts="맑은 고딕">
+          <w:rFonts w:ascii="맑은 고딕" w:hAnsi="맑은 고딕" w:eastAsia="맑은 고딕"/>
+          <w:b w:val="0"/>
+          <w:sz w:val="21"/>
+        </w:rPr>
+        <w:t>1977년 결성</w:t>
+      </w:r>
+    </w:p>
+    <w:p>
+      <w:pPr>
+        <w:spacing w:line="324" w:lineRule="auto" w:after="80"/>
+      </w:pPr>
+      <w:r>
+        <w:rPr w:rFonts="맑은 고딕">
+          <w:rFonts w:ascii="맑은 고딕" w:hAnsi="맑은 고딕" w:eastAsia="맑은 고딕"/>
+          <w:b w:val="0"/>
+          <w:color w:val="6B7280"/>
+          <w:sz w:val="21"/>
+        </w:rPr>
+        <w:t xml:space="preserve">· </w:t>
+      </w:r>
+      <w:r>
+        <w:rPr w:rFonts="맑은 고딕">
+          <w:rFonts w:ascii="맑은 고딕" w:hAnsi="맑은 고딕" w:eastAsia="맑은 고딕"/>
+          <w:b/>
+          <w:color w:val="1F2937"/>
+          <w:sz w:val="21"/>
+        </w:rPr>
+        <w:t xml:space="preserve">그룹 소속: </w:t>
+      </w:r>
+      <w:r>
+        <w:rPr w:rFonts="맑은 고딕">
+          <w:rFonts w:ascii="맑은 고딕" w:hAnsi="맑은 고딕" w:eastAsia="맑은 고딕"/>
+          <w:b w:val="0"/>
+          <w:sz w:val="21"/>
+        </w:rPr>
+        <w:t>4인조 록 밴드 (마크 노플러, 데이비드 노플러, 존 일슬리, 픽 위더스)</w:t>
+      </w:r>
+    </w:p>
+    <w:p>
+      <w:pPr>
+        <w:spacing w:line="324" w:lineRule="auto" w:after="80"/>
+      </w:pPr>
+      <w:r>
+        <w:rPr w:rFonts="맑은 고딕">
+          <w:rFonts w:ascii="맑은 고딕" w:hAnsi="맑은 고딕" w:eastAsia="맑은 고딕"/>
+          <w:b w:val="0"/>
+          <w:color w:val="6B7280"/>
+          <w:sz w:val="21"/>
+        </w:rPr>
+        <w:t xml:space="preserve">· </w:t>
+      </w:r>
+      <w:r>
+        <w:rPr w:rFonts="맑은 고딕">
+          <w:rFonts w:ascii="맑은 고딕" w:hAnsi="맑은 고딕" w:eastAsia="맑은 고딕"/>
+          <w:b/>
+          <w:color w:val="1F2937"/>
+          <w:sz w:val="21"/>
+        </w:rPr>
+        <w:t xml:space="preserve">아티스트 소개: </w:t>
+      </w:r>
+      <w:r>
+        <w:rPr w:rFonts="맑은 고딕">
+          <w:rFonts w:ascii="맑은 고딕" w:hAnsi="맑은 고딕" w:eastAsia="맑은 고딕"/>
+          <w:b w:val="0"/>
+          <w:sz w:val="21"/>
+        </w:rPr>
+        <w:t>기타의 음유시인이자 탁월한 싱어송라이터 마크 노플러(Mark Knopfler)를 중심으로 결성된 다이어 스트레이츠는 팝과 록 역사에 독보적인 족적을 남긴 전설적인 밴드입니다. 블루스, 펍 록, 컨트리, 재즈를 아우르는 정교한 연주력과 문학적 향취가 짙은 서정적 노랫말을 결합하여, 유행에 영합하지 않는 클래시컬한 기품을 확립했습니다.</w:t>
+      </w:r>
+    </w:p>
+    <w:p>
+      <w:pPr>
+        <w:spacing w:line="324" w:lineRule="auto" w:before="200" w:after="80"/>
+      </w:pPr>
+      <w:r>
+        <w:rPr w:rFonts="맑은 고딕">
+          <w:rFonts w:ascii="맑은 고딕" w:hAnsi="맑은 고딕" w:eastAsia="맑은 고딕"/>
+          <w:b/>
+          <w:color w:val="1E3A8A"/>
+          <w:sz w:val="24"/>
+        </w:rPr>
+        <w:t>3. 음반 상세 분석</w:t>
+      </w:r>
+    </w:p>
+    <w:p>
+      <w:pPr>
+        <w:spacing w:line="324" w:lineRule="auto" w:after="80"/>
+      </w:pPr>
+      <w:r>
+        <w:rPr w:rFonts="맑은 고딕">
+          <w:rFonts w:ascii="맑은 고딕" w:hAnsi="맑은 고딕" w:eastAsia="맑은 고딕"/>
+          <w:b w:val="0"/>
+          <w:color w:val="6B7280"/>
+          <w:sz w:val="21"/>
+        </w:rPr>
+        <w:t xml:space="preserve">· </w:t>
+      </w:r>
+      <w:r>
+        <w:rPr w:rFonts="맑은 고딕">
+          <w:rFonts w:ascii="맑은 고딕" w:hAnsi="맑은 고딕" w:eastAsia="맑은 고딕"/>
+          <w:b/>
+          <w:color w:val="1F2937"/>
+          <w:sz w:val="21"/>
+        </w:rPr>
+        <w:t xml:space="preserve">역사적 위치: </w:t>
+      </w:r>
+      <w:r>
+        <w:rPr w:rFonts="맑은 고딕">
+          <w:rFonts w:ascii="맑은 고딕" w:hAnsi="맑은 고딕" w:eastAsia="맑은 고딕"/>
+          <w:b w:val="0"/>
+          <w:sz w:val="21"/>
+        </w:rPr>
+        <w:t>펑크 록의 반항적 에너지가 지배적이던 1970년대 후반의 음악 씬에서, 미니멀리즘과 전통적인 악기 연주 미학의 귀환을 선언한 기념비적인 작품입니다. 과장된 전자 사운드를 걷어내고 펜더 스트라토캐스터의 투명한 클린 톤과 절제된 리듬 섹션만으로 청자를 몰입시키며, 세월의 풍화를 견뎌내는 타임리스(Timeless) 록 명반의 표준을 제시했습니다.</w:t>
+      </w:r>
+    </w:p>
+    <w:p>
+      <w:pPr>
+        <w:spacing w:line="324" w:lineRule="auto" w:after="80"/>
+      </w:pPr>
+      <w:r>
+        <w:rPr w:rFonts="맑은 고딕">
+          <w:rFonts w:ascii="맑은 고딕" w:hAnsi="맑은 고딕" w:eastAsia="맑은 고딕"/>
+          <w:b w:val="0"/>
+          <w:color w:val="6B7280"/>
+          <w:sz w:val="21"/>
+        </w:rPr>
+        <w:t xml:space="preserve">· </w:t>
+      </w:r>
+      <w:r>
+        <w:rPr w:rFonts="맑은 고딕">
+          <w:rFonts w:ascii="맑은 고딕" w:hAnsi="맑은 고딕" w:eastAsia="맑은 고딕"/>
+          <w:b/>
+          <w:color w:val="1F2937"/>
+          <w:sz w:val="21"/>
+        </w:rPr>
+        <w:t xml:space="preserve">시대의 흔적(스토리텔링): </w:t>
+      </w:r>
+      <w:r>
+        <w:rPr w:rFonts="맑은 고딕">
+          <w:rFonts w:ascii="맑은 고딕" w:hAnsi="맑은 고딕" w:eastAsia="맑은 고딕"/>
+          <w:b w:val="0"/>
+          <w:sz w:val="21"/>
+        </w:rPr>
+        <w:t>'극심한 곤경'이라는 뜻의 밴드명처럼, 당시 불황에 허덕이던 1970년대 말 런던의 눅눅한 공기와 생계를 걱정하던 젊은 예술가들의 고뇌가 음악 곳곳에 스며 있습니다. 펍(Pub) 한구석의 희미한 조명 아래서 묵묵히 기타를 튕기던 무명 연주자들의 애환을 담담하고 관조적인 시선으로 녹여내어, 방황하던 당대 청춘들에게 깊은 위로와 지적인 낭만을 안겨주었습니다.</w:t>
+      </w:r>
+    </w:p>
+    <w:p>
+      <w:pPr>
+        <w:spacing w:line="324" w:lineRule="auto" w:before="200" w:after="80"/>
+      </w:pPr>
+      <w:r>
+        <w:rPr w:rFonts="맑은 고딕">
+          <w:rFonts w:ascii="맑은 고딕" w:hAnsi="맑은 고딕" w:eastAsia="맑은 고딕"/>
+          <w:b/>
+          <w:color w:val="1E3A8A"/>
+          <w:sz w:val="24"/>
+        </w:rPr>
+        <w:t>4. 주요 수록곡 및 감상 제언</w:t>
+      </w:r>
+    </w:p>
+    <w:p>
+      <w:pPr>
+        <w:spacing w:line="324" w:lineRule="auto" w:after="80"/>
+      </w:pPr>
+      <w:r>
+        <w:rPr w:rFonts="맑은 고딕">
+          <w:rFonts w:ascii="맑은 고딕" w:hAnsi="맑은 고딕" w:eastAsia="맑은 고딕"/>
+          <w:b w:val="0"/>
+          <w:color w:val="6B7280"/>
+          <w:sz w:val="21"/>
+        </w:rPr>
+        <w:t xml:space="preserve">· </w:t>
+      </w:r>
+      <w:r>
+        <w:rPr w:rFonts="맑은 고딕">
+          <w:rFonts w:ascii="맑은 고딕" w:hAnsi="맑은 고딕" w:eastAsia="맑은 고딕"/>
+          <w:b/>
+          <w:color w:val="1F2937"/>
+          <w:sz w:val="21"/>
+        </w:rPr>
+        <w:t xml:space="preserve">주요 수록곡 특징: </w:t>
+      </w:r>
+      <w:r>
+        <w:rPr w:rFonts="맑은 고딕">
+          <w:rFonts w:ascii="맑은 고딕" w:hAnsi="맑은 고딕" w:eastAsia="맑은 고딕"/>
+          <w:b w:val="0"/>
+          <w:sz w:val="21"/>
+        </w:rPr>
+      </w:r>
+    </w:p>
+    <w:p>
+      <w:pPr>
+        <w:spacing w:line="324" w:lineRule="auto" w:after="80"/>
+      </w:pPr>
+      <w:r>
+        <w:rPr w:rFonts="맑은 고딕">
+          <w:rFonts w:ascii="맑은 고딕" w:hAnsi="맑은 고딕" w:eastAsia="맑은 고딕"/>
+          <w:b w:val="0"/>
+          <w:color w:val="6B7280"/>
+          <w:sz w:val="21"/>
+        </w:rPr>
+        <w:t xml:space="preserve">· </w:t>
+      </w:r>
+      <w:r>
+        <w:rPr w:rFonts="맑은 고딕">
+          <w:rFonts w:ascii="맑은 고딕" w:hAnsi="맑은 고딕" w:eastAsia="맑은 고딕"/>
+          <w:b/>
+          <w:color w:val="1F2937"/>
+          <w:sz w:val="21"/>
+        </w:rPr>
+        <w:t xml:space="preserve">"Sultans of Swing": </w:t>
+      </w:r>
+      <w:r>
+        <w:rPr w:rFonts="맑은 고딕">
+          <w:rFonts w:ascii="맑은 고딕" w:hAnsi="맑은 고딕" w:eastAsia="맑은 고딕"/>
+          <w:b w:val="0"/>
+          <w:sz w:val="21"/>
+        </w:rPr>
+        <w:t>피크를 쓰지 않고 손가락만으로 탄력 있게 튕겨내는 마크 노플러의 정교한 핑거스타일 솔로와 재즈 펍 밴드의 일상을 읊조리는 보컬이 완벽한 균형을 이루는 불후의 명곡입니다.</w:t>
+      </w:r>
+    </w:p>
+    <w:p>
+      <w:pPr>
+        <w:spacing w:line="324" w:lineRule="auto" w:after="80"/>
+      </w:pPr>
+      <w:r>
+        <w:rPr w:rFonts="맑은 고딕">
+          <w:rFonts w:ascii="맑은 고딕" w:hAnsi="맑은 고딕" w:eastAsia="맑은 고딕"/>
+          <w:b w:val="0"/>
+          <w:color w:val="6B7280"/>
+          <w:sz w:val="21"/>
+        </w:rPr>
+        <w:t xml:space="preserve">· </w:t>
+      </w:r>
+      <w:r>
+        <w:rPr w:rFonts="맑은 고딕">
+          <w:rFonts w:ascii="맑은 고딕" w:hAnsi="맑은 고딕" w:eastAsia="맑은 고딕"/>
+          <w:b/>
+          <w:color w:val="1F2937"/>
+          <w:sz w:val="21"/>
+        </w:rPr>
+        <w:t xml:space="preserve">"Down to the Waterline": </w:t>
+      </w:r>
+      <w:r>
+        <w:rPr w:rFonts="맑은 고딕">
+          <w:rFonts w:ascii="맑은 고딕" w:hAnsi="맑은 고딕" w:eastAsia="맑은 고딕"/>
+          <w:b w:val="0"/>
+          <w:sz w:val="21"/>
+        </w:rPr>
+        <w:t>안개 낀 템스강의 부둣가를 연상시키는 서정적인 인트로에 이어 점진적으로 속도감을 더해가는 앙상블이 매혹적인 오프닝 트랙입니다.</w:t>
+      </w:r>
+    </w:p>
+    <w:p>
+      <w:pPr>
+        <w:spacing w:line="324" w:lineRule="auto" w:after="80"/>
+      </w:pPr>
+      <w:r>
+        <w:rPr w:rFonts="맑은 고딕">
+          <w:rFonts w:ascii="맑은 고딕" w:hAnsi="맑은 고딕" w:eastAsia="맑은 고딕"/>
+          <w:b w:val="0"/>
+          <w:color w:val="6B7280"/>
+          <w:sz w:val="21"/>
+        </w:rPr>
+        <w:t xml:space="preserve">· </w:t>
+      </w:r>
+      <w:r>
+        <w:rPr w:rFonts="맑은 고딕">
+          <w:rFonts w:ascii="맑은 고딕" w:hAnsi="맑은 고딕" w:eastAsia="맑은 고딕"/>
+          <w:b/>
+          <w:color w:val="1F2937"/>
+          <w:sz w:val="21"/>
+        </w:rPr>
+        <w:t xml:space="preserve">"Water of Love": </w:t>
+      </w:r>
+      <w:r>
+        <w:rPr w:rFonts="맑은 고딕">
+          <w:rFonts w:ascii="맑은 고딕" w:hAnsi="맑은 고딕" w:eastAsia="맑은 고딕"/>
+          <w:b w:val="0"/>
+          <w:sz w:val="21"/>
+        </w:rPr>
+        <w:t>어쿠스틱 내셔널 리조네이터 기타의 메마른 듯 웅숭깊은 울림과 이국적인 퍼커션이 어우러져 밴드의 깊은 블루스 뿌리를 증명하는 곡입니다.</w:t>
+      </w:r>
+    </w:p>
+    <w:p>
+      <w:pPr>
+        <w:spacing w:line="324" w:lineRule="auto" w:after="80"/>
+      </w:pPr>
+      <w:r>
+        <w:rPr w:rFonts="맑은 고딕">
+          <w:rFonts w:ascii="맑은 고딕" w:hAnsi="맑은 고딕" w:eastAsia="맑은 고딕"/>
+          <w:b w:val="0"/>
+          <w:color w:val="6B7280"/>
+          <w:sz w:val="21"/>
+        </w:rPr>
+        <w:t xml:space="preserve">· </w:t>
+      </w:r>
+      <w:r>
+        <w:rPr w:rFonts="맑은 고딕">
+          <w:rFonts w:ascii="맑은 고딕" w:hAnsi="맑은 고딕" w:eastAsia="맑은 고딕"/>
+          <w:b/>
+          <w:color w:val="1F2937"/>
+          <w:sz w:val="21"/>
+        </w:rPr>
+        <w:t xml:space="preserve">"Wild West End": </w:t>
+      </w:r>
+      <w:r>
+        <w:rPr w:rFonts="맑은 고딕">
+          <w:rFonts w:ascii="맑은 고딕" w:hAnsi="맑은 고딕" w:eastAsia="맑은 고딕"/>
+          <w:b w:val="0"/>
+          <w:sz w:val="21"/>
+        </w:rPr>
+        <w:t>런던 중심가 소호의 거리를 거니는 이방인의 쓸쓸한 정취를 담은 곡으로, 흩날리는 담배 연기처럼 아스라한 노스탤지어를 자아냅니다.</w:t>
+      </w:r>
+    </w:p>
+    <w:p>
+      <w:pPr>
+        <w:spacing w:line="324" w:lineRule="auto" w:after="80"/>
+      </w:pPr>
+      <w:r>
+        <w:rPr w:rFonts="맑은 고딕">
+          <w:rFonts w:ascii="맑은 고딕" w:hAnsi="맑은 고딕" w:eastAsia="맑은 고딕"/>
+          <w:b w:val="0"/>
+          <w:color w:val="6B7280"/>
+          <w:sz w:val="21"/>
+        </w:rPr>
+        <w:t xml:space="preserve">· </w:t>
+      </w:r>
+      <w:r>
+        <w:rPr w:rFonts="맑은 고딕">
+          <w:rFonts w:ascii="맑은 고딕" w:hAnsi="맑은 고딕" w:eastAsia="맑은 고딕"/>
+          <w:b/>
+          <w:color w:val="1F2937"/>
+          <w:sz w:val="21"/>
+        </w:rPr>
+        <w:t xml:space="preserve">빈티지 감상 제언: </w:t>
+      </w:r>
+      <w:r>
+        <w:rPr w:rFonts="맑은 고딕">
+          <w:rFonts w:ascii="맑은 고딕" w:hAnsi="맑은 고딕" w:eastAsia="맑은 고딕"/>
+          <w:b w:val="0"/>
+          <w:sz w:val="21"/>
+        </w:rPr>
+        <w:t>악기 간의 정갈한 공간감과 소리의 여백이 탁월하게 조율된 음반이기에 LP 포맷으로 들을 때 그 진가가 오롯이 드러납니다. 진공관 앰프의 부드럽고 따뜻한 배음과 턴테이블 카트리지가 긁어내는 섬세한 결을 통해 감상할 때, 펜더 앰프 특유의 청량한 리버브와 마크 노플러의 귓가를 맴도는 듯한 나직한 숨결이 생생한 무대감으로 피어오를 것입니다.</w:t>
+      </w:r>
+    </w:p>
+    <w:p>
+      <w:pPr>
+        <w:spacing w:line="324" w:lineRule="auto" w:after="80"/>
+      </w:pPr>
+      <w:r>
+        <w:rPr w:rFonts="맑은 고딕">
+          <w:rFonts w:ascii="맑은 고딕" w:hAnsi="맑은 고딕" w:eastAsia="맑은 고딕"/>
+          <w:b w:val="0"/>
+          <w:color w:val="6B7280"/>
+          <w:sz w:val="21"/>
+        </w:rPr>
+        <w:t xml:space="preserve">· </w:t>
+      </w:r>
+      <w:r>
+        <w:rPr w:rFonts="맑은 고딕">
+          <w:rFonts w:ascii="맑은 고딕" w:hAnsi="맑은 고딕" w:eastAsia="맑은 고딕"/>
+          <w:b/>
+          <w:color w:val="1F2937"/>
+          <w:sz w:val="21"/>
+        </w:rPr>
+        <w:t xml:space="preserve">소장 가치: </w:t>
+      </w:r>
+      <w:r>
+        <w:rPr w:rFonts="맑은 고딕">
+          <w:rFonts w:ascii="맑은 고딕" w:hAnsi="맑은 고딕" w:eastAsia="맑은 고딕"/>
+          <w:b w:val="0"/>
+          <w:sz w:val="21"/>
+        </w:rPr>
+        <w:t>디지털 녹음 이전, 순수 아날로그 프로덕션이 빚어낼 수 있는 가장 투명하고 정제된 사운드 스테이지를 포착해 낸 오디오파일(Audiophile) 필청 음반입니다. 대중성과 예술성을 완벽히 조화시킨 데뷔작이자 대중음악이 남긴 가장 고결한 유산 중 하나로서, LP 애호가라면 서가의 앞자리에 필히 간직해야 할 보석 같은 가치를 지닙니다.</w:t>
+      </w:r>
+    </w:p>
+    <w:p>
+      <w:pPr>
+        <w:spacing w:line="324" w:lineRule="auto" w:after="120" w:before="160"/>
+      </w:pPr>
+      <w:r>
+        <w:rPr w:rFonts="맑은 고딕">
+          <w:rFonts w:ascii="맑은 고딕" w:hAnsi="맑은 고딕" w:eastAsia="맑은 고딕"/>
+          <w:b/>
+          <w:color w:val="4338CA"/>
+          <w:sz w:val="21"/>
+        </w:rPr>
+        <w:t>이 음반을 통해 아날로그의 담백한 여백 속에 깃든 마크 노플러의 서정적인 기타 선율이 전해주는 감동을 다시 한번 경험해 보시는 것은 어떨까요?</w:t>
       </w:r>
     </w:p>
     <w:sectPr>
       <w:pgSz w:w="12240" w:h="15840"/>
-      <w:pgMar w:top="1440" w:right="1440" w:bottom="1440" w:left="1440" w:header="720" w:footer="720" w:gutter="0"/>
+      <w:pgMar w:top="1152" w:right="1296" w:bottom="1152" w:left="1296" w:header="720" w:footer="720" w:gutter="0"/>
       <w:cols w:space="720"/>
       <w:docGrid w:linePitch="360"/>
     </w:sectPr>

--- a/word_reports/LP_0124_위치_434_Dire Straits_Dire Straits.docx
+++ b/word_reports/LP_0124_위치_434_Dire Straits_Dire Straits.docx
@@ -32,7 +32,7 @@
     </w:p>
     <w:p>
       <w:pPr>
-        <w:spacing w:line="324" w:lineRule="auto" w:before="80" w:after="160"/>
+        <w:spacing w:line="324" w:lineRule="auto" w:before="80" w:after="120"/>
       </w:pPr>
       <w:r>
         <w:rPr w:rFonts="맑은 고딕">
@@ -42,13 +42,6 @@
           <w:sz w:val="22"/>
         </w:rPr>
         <w:t xml:space="preserve">[음반 소개] </w:t>
-      </w:r>
-      <w:r>
-        <w:rPr w:rFonts="맑은 고딕">
-          <w:rFonts w:ascii="맑은 고딕" w:hAnsi="맑은 고딕" w:eastAsia="맑은 고딕"/>
-          <w:b w:val="0"/>
-          <w:sz w:val="21"/>
-        </w:rPr>
       </w:r>
     </w:p>
     <w:p>
@@ -61,7 +54,33 @@
           <w:b w:val="0"/>
           <w:sz w:val="21"/>
         </w:rPr>
-        <w:t>펑크의 거친 함성과 디스코의 화려한 열기가 런던을 뒤흔들던 1978년, 다이어 스트레이츠는 절제와 정밀함이 빚어낸 고요하고도 묵직한 울림으로 데뷔작을 세상에 내놓았습니다. 마크 노플러의 유려한 핑거피킹 기타와 나직이 읊조리는 보컬은 번잡한 유행을 거스르며 가장 순수한 루츠 록의 미학을 증명해 보였습니다. 맑은 여백 속에 서려 있는 담백한 서정과 낭만은 오늘날까지도 팝 음악사에서 가장 지적이고 품격 있는 데뷔작 중 하나로 영원히 기억되고 있습니다.</w:t>
+        <w:t>1970년대 후반의 영국 대중음악계는 분노와 파괴의 에너지를 쏟아내던 펑크(Punk)의 격랑과 현란한 신시사이저를 앞세운 디스코의 열풍이 양분하고 있었습니다. 과격한 디스토션과 전자음이 난무하던 그 거칠고 소란스러운 음악적 과잉의 시대 한복판에서, 1978년 가을 홀연히 등장한 다이어 스트레이츠(Dire Straits)의 데뷔 앨범 《Dire Straits》는 마치 짙은 안개로 둘러싸인 런던의 새벽 골목길처럼 고요하고 우아한 충격을 선사했습니다. 재정적 궁핍을 의미하는 밴드명처럼 끼니조차 잇기 힘들던 무명 시절, 주머니 속 푼돈을 털어 완성해 낸 이 한 장의 음반은 과장된 상업주의에 물들지 않은 순수 음악의 찬란한 귀환을 알리는 신호탄이었습니다.</w:t>
+      </w:r>
+    </w:p>
+    <w:p>
+      <w:pPr>
+        <w:spacing w:line="324" w:lineRule="auto" w:after="120"/>
+      </w:pPr>
+      <w:r>
+        <w:rPr w:rFonts="맑은 고딕">
+          <w:rFonts w:ascii="맑은 고딕" w:hAnsi="맑은 고딕" w:eastAsia="맑은 고딕"/>
+          <w:b w:val="0"/>
+          <w:sz w:val="21"/>
+        </w:rPr>
+        <w:t>마크 노플러(Mark Knopfler)가 피크를 쓰지 않고 맨손가락의 살결로 직접 튕겨내는 펜더 스트라토캐스터의 맑고 건조한 핑거피킹 사운드는 단숨에 전 세계 오디오파일과 음악 애호가들의 귀를 사로잡았습니다. 화려한 이펙터의 장막 뒤로 숨지 않고, 목재와 현, 그리고 사람의 지문이 맞닿아 만들어내는 정직하고도 담백한 어쿠스틱 질감은 블루스와 펍 록(Pub Rock), 컨트리의 전통을 현대적 서정성으로 재해석한 예술적 결실이었습니다. 문학 교사이자 저널리스트 출신이었던 마크 노플러의 시선은 런던 밤거리의 퇴락한 재즈 바, 비에 젖은 부둣가, 그리고 고단한 하루를 견디는 이름 없는 소시민들의 일상으로 향했고, 이는 앨범 전체를 관통하는 차분하고도 지적인 서사적 울림으로 승화되었습니다.</w:t>
+      </w:r>
+    </w:p>
+    <w:p>
+      <w:pPr>
+        <w:spacing w:line="324" w:lineRule="auto" w:after="120"/>
+      </w:pPr>
+      <w:r>
+        <w:rPr w:rFonts="맑은 고딕">
+          <w:rFonts w:ascii="맑은 고딕" w:hAnsi="맑은 고딕" w:eastAsia="맑은 고딕"/>
+          <w:b w:val="0"/>
+          <w:sz w:val="21"/>
+        </w:rPr>
+        <w:t>세월이 흘러 디지털의 차가운 완벽함이 음향의 표준이 된 오늘날에도 이 음반이 불멸의 생명력을 잃지 않는 이유는, 행간마다 배어 있는 지극한 절제미와 아날로그적 온기 덕분입니다. 소리와 소리 사이의 정적조차 음악의 일부로 품어내는 완벽한 공간감, 그리고 낭만을 잃지 않으려는 보헤미안의 따스한 시선은 반세기에 가까운 시간을 건너뛰어 여전히 우리의 지친 영혼을 다정하게 위무합니다. 《Dire Straits》는 록 음악이 도달할 수 있는 가장 우아하고 품격 있는 미니멀리즘의 정점을 보여주는 시대의 명반입니다.</w:t>
       </w:r>
     </w:p>
     <w:p>
@@ -168,7 +187,7 @@
           <w:b w:val="0"/>
           <w:sz w:val="21"/>
         </w:rPr>
-        <w:t>1978년 10월 영국 버티고(Vertigo) 레이블과 미국 워너 브라더스를 통해 발매된 밴드의 데뷔 정규 앨범입니다. 프로듀서 머프 윈우드(Muff Winwood)와 함께 런던의 베이싱 스트리트 스튜디오에서 과도한 믹싱과 화려한 장식을 배제하고 오직 네 멤버의 유기적인 연주력에 집중하여 록 음악 본연의 소박한 온기를 완성도 높게 기록했습니다.</w:t>
+        <w:t>1978년 10월 7일 버티고(Vertigo) 및 워너 브라더스(Warner Bros.) 레코드를 통해 발매되었으며, 런던의 베이싱 스트리트 스튜디오에서 머프 윈우드(Muff Winwood)의 프로듀싱으로 소박하고 정밀하게 녹음된 역사적 데뷔 앨범입니다.</w:t>
       </w:r>
     </w:p>
     <w:p>
@@ -199,7 +218,7 @@
           <w:b w:val="0"/>
           <w:sz w:val="21"/>
         </w:rPr>
-        <w:t>발매 초기에는 라디오 DJ들의 찬사와 입소문으로 잔잔한 파동을 일으키다, 리드 싱글 'Sultans of Swing'의 세계적인 히트와 함께 미국 빌보드 200 앨범 차트 2위, 영국 오피셜 앨범 차트 5위를 기록했습니다. 이후 전 세계적으로 1,100만 장 이상의 경이로운 판매고를 올리며 멀티 플래티넘을 기록하는 거대한 상업적 성공을 거두었습니다.</w:t>
+        <w:t>발매 초기에는 입소문으로 시작했으나 "Sultans of Swing"의 폭발적 반응에 힘입어 영국 앨범 차트 5위, 미국 빌보드 200 차트 2위에 올랐으며, 전 세계적으로 1,100만 장 이상의 경이적인 판매고를 기록했습니다.</w:t>
       </w:r>
     </w:p>
     <w:p>
@@ -230,7 +249,7 @@
           <w:b w:val="0"/>
           <w:sz w:val="21"/>
         </w:rPr>
-        <w:t>제22회 그래미 어워드에서 '최우수 신인상(Best New Artist)' 및 '최우수 록 듀오/그룹 보컬 퍼포먼스' 부문에 노미네이트되었으며, 롤링 스톤을 비롯한 세계 유수의 음악 평단으로부터 '록 역사상 가장 완벽한 데뷔 앨범 중 하나'로 꾸준히 찬사를 받고 있습니다.</w:t>
+        <w:t>제22회 그래미 어워드 '최우수 신인상(Best New Artist)' 및 '최우수 록 듀오/그룹 보컬 퍼포먼스' 부문에 노미네이트되었으며, 롤링 스톤 선정 '역사상 가장 위대한 데뷔 앨범' 목록에 이름을 올리며 비평과 상업성 양면에서 찬사를 받았습니다.</w:t>
       </w:r>
     </w:p>
     <w:p>
@@ -275,7 +294,7 @@
           <w:b w:val="0"/>
           <w:sz w:val="21"/>
         </w:rPr>
-        <w:t>영국 (United Kingdom)</w:t>
+        <w:t>영국 (런던 결성)</w:t>
       </w:r>
     </w:p>
     <w:p>
@@ -368,7 +387,7 @@
           <w:b w:val="0"/>
           <w:sz w:val="21"/>
         </w:rPr>
-        <w:t>기타의 음유시인이자 탁월한 싱어송라이터 마크 노플러(Mark Knopfler)를 중심으로 결성된 다이어 스트레이츠는 팝과 록 역사에 독보적인 족적을 남긴 전설적인 밴드입니다. 블루스, 펍 록, 컨트리, 재즈를 아우르는 정교한 연주력과 문학적 향취가 짙은 서정적 노랫말을 결합하여, 유행에 영합하지 않는 클래시컬한 기품을 확립했습니다.</w:t>
+        <w:t>핑거스타일 기타의 독보적인 거장 마크 노플러를 중심으로 결성된 다이어 스트레이츠는 영국의 정통 펍 록과 미국의 루트 록을 완벽하게 융합한 전설적인 밴드입니다. 과장 없는 담백한 사운드와 시적 서정성이 돋보이는 가사로 1980년대 전 세계 록 씬을 주도하며 대중음악사에 굵직한 족적을 남겼습니다.</w:t>
       </w:r>
     </w:p>
     <w:p>
@@ -413,7 +432,7 @@
           <w:b w:val="0"/>
           <w:sz w:val="21"/>
         </w:rPr>
-        <w:t>펑크 록의 반항적 에너지가 지배적이던 1970년대 후반의 음악 씬에서, 미니멀리즘과 전통적인 악기 연주 미학의 귀환을 선언한 기념비적인 작품입니다. 과장된 전자 사운드를 걷어내고 펜더 스트라토캐스터의 투명한 클린 톤과 절제된 리듬 섹션만으로 청자를 몰입시키며, 세월의 풍화를 견뎌내는 타임리스(Timeless) 록 명반의 표준을 제시했습니다.</w:t>
+        <w:t>펑크 록의 반항과 디스코의 화려함이 지배하던 1970년대 후반의 주류 음악계에 블루스와 컨트리의 뿌리를 복원하며 '루츠 록(Roots Rock)의 르네상스'를 연 작품입니다. 과도한 스튜디오 기교를 배제한 순수한 연주력만으로 시대를 초월하는 음악적 완성도를 입증한 교과서적 음반입니다.</w:t>
       </w:r>
     </w:p>
     <w:p>
@@ -444,7 +463,7 @@
           <w:b w:val="0"/>
           <w:sz w:val="21"/>
         </w:rPr>
-        <w:t>'극심한 곤경'이라는 뜻의 밴드명처럼, 당시 불황에 허덕이던 1970년대 말 런던의 눅눅한 공기와 생계를 걱정하던 젊은 예술가들의 고뇌가 음악 곳곳에 스며 있습니다. 펍(Pub) 한구석의 희미한 조명 아래서 묵묵히 기타를 튕기던 무명 연주자들의 애환을 담담하고 관조적인 시선으로 녹여내어, 방황하던 당대 청춘들에게 깊은 위로와 지적인 낭만을 안겨주었습니다.</w:t>
+        <w:t>경제적 불황과 사회적 불안으로 침체되어 있던 1970년대 후반 영국의 쓸쓸한 공기와 그 속에서도 예술적 열정을 잃지 않던 인디 음악인들의 애환이 투영되어 있습니다. 특히 런던 템스강변의 눅눅한 안개와 남런던 펍의 낡은 조명 아래서 연주하던 무명 밴드들의 정취가 한 편의 흑백 영화처럼 생생하게 서려 있습니다.</w:t>
       </w:r>
     </w:p>
     <w:p>
@@ -511,37 +530,6 @@
           <w:color w:val="1F2937"/>
           <w:sz w:val="21"/>
         </w:rPr>
-        <w:t xml:space="preserve">"Sultans of Swing": </w:t>
-      </w:r>
-      <w:r>
-        <w:rPr w:rFonts="맑은 고딕">
-          <w:rFonts w:ascii="맑은 고딕" w:hAnsi="맑은 고딕" w:eastAsia="맑은 고딕"/>
-          <w:b w:val="0"/>
-          <w:sz w:val="21"/>
-        </w:rPr>
-        <w:t>피크를 쓰지 않고 손가락만으로 탄력 있게 튕겨내는 마크 노플러의 정교한 핑거스타일 솔로와 재즈 펍 밴드의 일상을 읊조리는 보컬이 완벽한 균형을 이루는 불후의 명곡입니다.</w:t>
-      </w:r>
-    </w:p>
-    <w:p>
-      <w:pPr>
-        <w:spacing w:line="324" w:lineRule="auto" w:after="80"/>
-      </w:pPr>
-      <w:r>
-        <w:rPr w:rFonts="맑은 고딕">
-          <w:rFonts w:ascii="맑은 고딕" w:hAnsi="맑은 고딕" w:eastAsia="맑은 고딕"/>
-          <w:b w:val="0"/>
-          <w:color w:val="6B7280"/>
-          <w:sz w:val="21"/>
-        </w:rPr>
-        <w:t xml:space="preserve">· </w:t>
-      </w:r>
-      <w:r>
-        <w:rPr w:rFonts="맑은 고딕">
-          <w:rFonts w:ascii="맑은 고딕" w:hAnsi="맑은 고딕" w:eastAsia="맑은 고딕"/>
-          <w:b/>
-          <w:color w:val="1F2937"/>
-          <w:sz w:val="21"/>
-        </w:rPr>
         <w:t xml:space="preserve">"Down to the Waterline": </w:t>
       </w:r>
       <w:r>
@@ -550,7 +538,7 @@
           <w:b w:val="0"/>
           <w:sz w:val="21"/>
         </w:rPr>
-        <w:t>안개 낀 템스강의 부둣가를 연상시키는 서정적인 인트로에 이어 점진적으로 속도감을 더해가는 앙상블이 매혹적인 오프닝 트랙입니다.</w:t>
+        <w:t>안개 자욱한 부둣가의 새벽을 연상시키는 신비로운 인트로와 마크 노플러의 유려한 기타 아르페지오가 깊은 서정성을 자아내는 명 오프닝 트랙입니다.</w:t>
       </w:r>
     </w:p>
     <w:p>
@@ -581,7 +569,7 @@
           <w:b w:val="0"/>
           <w:sz w:val="21"/>
         </w:rPr>
-        <w:t>어쿠스틱 내셔널 리조네이터 기타의 메마른 듯 웅숭깊은 울림과 이국적인 퍼커션이 어우러져 밴드의 깊은 블루스 뿌리를 증명하는 곡입니다.</w:t>
+        <w:t>컨트리 블루스 풍의 도브로 기타와 슬라이드 주법이 이국적이면서도 소박한 아름다움을 전하는 곡입니다.</w:t>
       </w:r>
     </w:p>
     <w:p>
@@ -604,7 +592,7 @@
           <w:color w:val="1F2937"/>
           <w:sz w:val="21"/>
         </w:rPr>
-        <w:t xml:space="preserve">"Wild West End": </w:t>
+        <w:t xml:space="preserve">"Sultans of Swing": </w:t>
       </w:r>
       <w:r>
         <w:rPr w:rFonts="맑은 고딕">
@@ -612,7 +600,38 @@
           <w:b w:val="0"/>
           <w:sz w:val="21"/>
         </w:rPr>
-        <w:t>런던 중심가 소호의 거리를 거니는 이방인의 쓸쓸한 정취를 담은 곡으로, 흩날리는 담배 연기처럼 아스라한 노스탤지어를 자아냅니다.</w:t>
+        <w:t>밴드의 이름을 세계에 알린 불멸의 명곡으로, 군더더기 없는 베이스와 드럼의 경쾌한 리듬 위에 얹히는 노플러의 전설적인 핑거피킹 기타 솔로가 압도적인 감동을 선사합니다.</w:t>
+      </w:r>
+    </w:p>
+    <w:p>
+      <w:pPr>
+        <w:spacing w:line="324" w:lineRule="auto" w:after="80"/>
+      </w:pPr>
+      <w:r>
+        <w:rPr w:rFonts="맑은 고딕">
+          <w:rFonts w:ascii="맑은 고딕" w:hAnsi="맑은 고딕" w:eastAsia="맑은 고딕"/>
+          <w:b w:val="0"/>
+          <w:color w:val="6B7280"/>
+          <w:sz w:val="21"/>
+        </w:rPr>
+        <w:t xml:space="preserve">· </w:t>
+      </w:r>
+      <w:r>
+        <w:rPr w:rFonts="맑은 고딕">
+          <w:rFonts w:ascii="맑은 고딕" w:hAnsi="맑은 고딕" w:eastAsia="맑은 고딕"/>
+          <w:b/>
+          <w:color w:val="1F2937"/>
+          <w:sz w:val="21"/>
+        </w:rPr>
+        <w:t xml:space="preserve">"Six Blade Knife", "Wild West End": </w:t>
+      </w:r>
+      <w:r>
+        <w:rPr w:rFonts="맑은 고딕">
+          <w:rFonts w:ascii="맑은 고딕" w:hAnsi="맑은 고딕" w:eastAsia="맑은 고딕"/>
+          <w:b w:val="0"/>
+          <w:sz w:val="21"/>
+        </w:rPr>
+        <w:t>런던 밤거리의 고즈넉한 정취를 절제된 톤과 낭만적인 읊조림으로 그려낸 숨은 걸작들입니다.</w:t>
       </w:r>
     </w:p>
     <w:p>
@@ -643,7 +662,7 @@
           <w:b w:val="0"/>
           <w:sz w:val="21"/>
         </w:rPr>
-        <w:t>악기 간의 정갈한 공간감과 소리의 여백이 탁월하게 조율된 음반이기에 LP 포맷으로 들을 때 그 진가가 오롯이 드러납니다. 진공관 앰프의 부드럽고 따뜻한 배음과 턴테이블 카트리지가 긁어내는 섬세한 결을 통해 감상할 때, 펜더 앰프 특유의 청량한 리버브와 마크 노플러의 귓가를 맴도는 듯한 나직한 숨결이 생생한 무대감으로 피어오를 것입니다.</w:t>
+        <w:t>본 음반은 악기 간의 명확한 공간 분리와 정숙한 배경 노이즈 제어가 뛰어난 오디오파일용 음반입니다. 턴테이블의 카트리지가 소리골을 지날 때 피어오르는 생생한 기타 앰프의 미세한 떨림과 심벌즈의 청명한 잔향을 온전히 느끼기 위해, 진공관 앰프의 따뜻한 중음역에 매칭하여 감상할 것을 권합니다. 볼륨을 적정 수준으로 올렸을 때 비로소 드러나는 절제된 저역의 탄력과 현을 뜯는 손가락의 마찰음은 아날로그 LP 감상의 극치를 선사합니다.</w:t>
       </w:r>
     </w:p>
     <w:p>
@@ -674,7 +693,7 @@
           <w:b w:val="0"/>
           <w:sz w:val="21"/>
         </w:rPr>
-        <w:t>디지털 녹음 이전, 순수 아날로그 프로덕션이 빚어낼 수 있는 가장 투명하고 정제된 사운드 스테이지를 포착해 낸 오디오파일(Audiophile) 필청 음반입니다. 대중성과 예술성을 완벽히 조화시킨 데뷔작이자 대중음악이 남긴 가장 고결한 유산 중 하나로서, LP 애호가라면 서가의 앞자리에 필히 간직해야 할 보석 같은 가치를 지닙니다.</w:t>
+        <w:t>과장된 음압 경쟁(Loudness War) 이전의 순수한 다이내믹 레인지가 완벽하게 보존된 초기 오리지널 프레싱 LP는 오디오 애호가들과 바이닐 컬렉터들 사이에서 영구 결번과도 같은 필수 소장반으로 손꼽힙니다.</w:t>
       </w:r>
     </w:p>
     <w:p>
@@ -688,7 +707,7 @@
           <w:color w:val="4338CA"/>
           <w:sz w:val="21"/>
         </w:rPr>
-        <w:t>이 음반을 통해 아날로그의 담백한 여백 속에 깃든 마크 노플러의 서정적인 기타 선율이 전해주는 감동을 다시 한번 경험해 보시는 것은 어떨까요?</w:t>
+        <w:t>이 음반을 통해 차가운 도시의 밤을 어루만지는 마크 노플러의 정갈한 기타 선율과 아날로그 LP 특유의 깊은 온기가 전해주는 감동을 다시 한번 경험해 보시는 것은 어떨까요?</w:t>
       </w:r>
     </w:p>
     <w:sectPr>
